--- a/Knowledge/3-Work knowledge/1-Software Engineering/2-General Technologies/9-Databases/5-My Source/1-Intro to Databases/3-Database Management System components/4-Storage Manager.docx
+++ b/Knowledge/3-Work knowledge/1-Software Engineering/2-General Technologies/9-Databases/5-My Source/1-Intro to Databases/3-Database Management System components/4-Storage Manager.docx
@@ -31,6 +31,7 @@
       </w:pPr>
       <w:r>
         <w:rPr>
+          <w:rFonts w:ascii="Arial" w:hAnsi="Arial" w:eastAsia="Arial"/>
           <w:b/>
           <w:color w:val="000000"/>
           <w:sz w:val="18"/>
@@ -40,6 +41,7 @@
       </w:r>
       <w:r>
         <w:rPr>
+          <w:rFonts w:ascii="Arial" w:hAnsi="Arial" w:eastAsia="Arial"/>
           <w:color w:val="000000"/>
           <w:sz w:val="18"/>
           <w:highlight w:val="lightGray"/>
@@ -48,6 +50,7 @@
       </w:r>
       <w:r>
         <w:rPr>
+          <w:rFonts w:ascii="Arial" w:hAnsi="Arial" w:eastAsia="Arial"/>
           <w:b/>
           <w:color w:val="000000"/>
           <w:sz w:val="18"/>
@@ -57,6 +60,7 @@
       </w:r>
       <w:r>
         <w:rPr>
+          <w:rFonts w:ascii="Arial" w:hAnsi="Arial" w:eastAsia="Arial"/>
           <w:color w:val="000000"/>
           <w:sz w:val="18"/>
           <w:highlight w:val="lightGray"/>
@@ -65,6 +69,7 @@
       </w:r>
       <w:r>
         <w:rPr>
+          <w:rFonts w:ascii="Arial" w:hAnsi="Arial" w:eastAsia="Arial"/>
           <w:b/>
           <w:color w:val="000000"/>
           <w:sz w:val="18"/>
@@ -74,6 +79,7 @@
       </w:r>
       <w:r>
         <w:rPr>
+          <w:rFonts w:ascii="Arial" w:hAnsi="Arial" w:eastAsia="Arial"/>
           <w:color w:val="000000"/>
           <w:sz w:val="18"/>
           <w:highlight w:val="lightGray"/>
@@ -262,6 +268,7 @@
       </w:pPr>
       <w:r>
         <w:rPr>
+          <w:rFonts w:ascii="Arial" w:hAnsi="Arial" w:eastAsia="Arial"/>
           <w:b/>
           <w:color w:val="000000"/>
           <w:sz w:val="18"/>
@@ -271,6 +278,7 @@
       </w:r>
       <w:r>
         <w:rPr>
+          <w:rFonts w:ascii="Arial" w:hAnsi="Arial" w:eastAsia="Arial"/>
           <w:color w:val="000000"/>
           <w:sz w:val="18"/>
           <w:highlight w:val="lightGray"/>
@@ -279,6 +287,7 @@
       </w:r>
       <w:r>
         <w:rPr>
+          <w:rFonts w:ascii="Arial" w:hAnsi="Arial" w:eastAsia="Arial"/>
           <w:b/>
           <w:color w:val="000000"/>
           <w:sz w:val="18"/>
@@ -288,6 +297,7 @@
       </w:r>
       <w:r>
         <w:rPr>
+          <w:rFonts w:ascii="Arial" w:hAnsi="Arial" w:eastAsia="Arial"/>
           <w:color w:val="000000"/>
           <w:sz w:val="18"/>
           <w:highlight w:val="lightGray"/>
@@ -296,6 +306,7 @@
       </w:r>
       <w:r>
         <w:rPr>
+          <w:rFonts w:ascii="Arial" w:hAnsi="Arial" w:eastAsia="Arial"/>
           <w:b/>
           <w:color w:val="000000"/>
           <w:sz w:val="18"/>
@@ -305,6 +316,7 @@
       </w:r>
       <w:r>
         <w:rPr>
+          <w:rFonts w:ascii="Arial" w:hAnsi="Arial" w:eastAsia="Arial"/>
           <w:color w:val="000000"/>
           <w:sz w:val="18"/>
           <w:highlight w:val="lightGray"/>
@@ -989,6 +1001,7 @@
       </w:pPr>
       <w:r>
         <w:rPr>
+          <w:rFonts w:ascii="Arial" w:hAnsi="Arial" w:eastAsia="Arial"/>
           <w:b/>
           <w:color w:val="000000"/>
           <w:sz w:val="18"/>
@@ -998,6 +1011,7 @@
       </w:r>
       <w:r>
         <w:rPr>
+          <w:rFonts w:ascii="Arial" w:hAnsi="Arial" w:eastAsia="Arial"/>
           <w:color w:val="000000"/>
           <w:sz w:val="18"/>
           <w:highlight w:val="lightGray"/>
@@ -1006,6 +1020,7 @@
       </w:r>
       <w:r>
         <w:rPr>
+          <w:rFonts w:ascii="Arial" w:hAnsi="Arial" w:eastAsia="Arial"/>
           <w:b/>
           <w:color w:val="000000"/>
           <w:sz w:val="18"/>
@@ -1015,6 +1030,7 @@
       </w:r>
       <w:r>
         <w:rPr>
+          <w:rFonts w:ascii="Arial" w:hAnsi="Arial" w:eastAsia="Arial"/>
           <w:color w:val="000000"/>
           <w:sz w:val="18"/>
           <w:highlight w:val="lightGray"/>
@@ -1023,6 +1039,7 @@
       </w:r>
       <w:r>
         <w:rPr>
+          <w:rFonts w:ascii="Arial" w:hAnsi="Arial" w:eastAsia="Arial"/>
           <w:b/>
           <w:color w:val="000000"/>
           <w:sz w:val="18"/>
@@ -1032,6 +1049,7 @@
       </w:r>
       <w:r>
         <w:rPr>
+          <w:rFonts w:ascii="Arial" w:hAnsi="Arial" w:eastAsia="Arial"/>
           <w:color w:val="000000"/>
           <w:sz w:val="18"/>
           <w:highlight w:val="lightGray"/>
@@ -1233,6 +1251,7 @@
       </w:pPr>
       <w:r>
         <w:rPr>
+          <w:rFonts w:ascii="Arial" w:hAnsi="Arial" w:eastAsia="Arial"/>
           <w:b/>
           <w:color w:val="000000"/>
           <w:sz w:val="18"/>
@@ -1242,6 +1261,7 @@
       </w:r>
       <w:r>
         <w:rPr>
+          <w:rFonts w:ascii="Arial" w:hAnsi="Arial" w:eastAsia="Arial"/>
           <w:color w:val="000000"/>
           <w:sz w:val="18"/>
           <w:highlight w:val="lightGray"/>
@@ -1250,6 +1270,7 @@
       </w:r>
       <w:r>
         <w:rPr>
+          <w:rFonts w:ascii="Arial" w:hAnsi="Arial" w:eastAsia="Arial"/>
           <w:b/>
           <w:color w:val="000000"/>
           <w:sz w:val="18"/>
@@ -1259,6 +1280,7 @@
       </w:r>
       <w:r>
         <w:rPr>
+          <w:rFonts w:ascii="Arial" w:hAnsi="Arial" w:eastAsia="Arial"/>
           <w:color w:val="000000"/>
           <w:sz w:val="18"/>
           <w:highlight w:val="lightGray"/>
@@ -1267,6 +1289,7 @@
       </w:r>
       <w:r>
         <w:rPr>
+          <w:rFonts w:ascii="Arial" w:hAnsi="Arial" w:eastAsia="Arial"/>
           <w:b/>
           <w:color w:val="000000"/>
           <w:sz w:val="18"/>
@@ -1276,6 +1299,7 @@
       </w:r>
       <w:r>
         <w:rPr>
+          <w:rFonts w:ascii="Arial" w:hAnsi="Arial" w:eastAsia="Arial"/>
           <w:color w:val="000000"/>
           <w:sz w:val="18"/>
           <w:highlight w:val="lightGray"/>
@@ -1764,6 +1788,7 @@
       </w:pPr>
       <w:r>
         <w:rPr>
+          <w:rFonts w:ascii="Arial" w:hAnsi="Arial" w:eastAsia="Arial"/>
           <w:b/>
           <w:color w:val="000000"/>
           <w:sz w:val="18"/>
@@ -1773,6 +1798,7 @@
       </w:r>
       <w:r>
         <w:rPr>
+          <w:rFonts w:ascii="Arial" w:hAnsi="Arial" w:eastAsia="Arial"/>
           <w:color w:val="000000"/>
           <w:sz w:val="18"/>
           <w:highlight w:val="lightGray"/>
@@ -1781,6 +1807,7 @@
       </w:r>
       <w:r>
         <w:rPr>
+          <w:rFonts w:ascii="Arial" w:hAnsi="Arial" w:eastAsia="Arial"/>
           <w:b/>
           <w:color w:val="000000"/>
           <w:sz w:val="18"/>
@@ -1790,6 +1817,7 @@
       </w:r>
       <w:r>
         <w:rPr>
+          <w:rFonts w:ascii="Arial" w:hAnsi="Arial" w:eastAsia="Arial"/>
           <w:color w:val="000000"/>
           <w:sz w:val="18"/>
           <w:highlight w:val="lightGray"/>
@@ -1798,6 +1826,7 @@
       </w:r>
       <w:r>
         <w:rPr>
+          <w:rFonts w:ascii="Arial" w:hAnsi="Arial" w:eastAsia="Arial"/>
           <w:b/>
           <w:color w:val="000000"/>
           <w:sz w:val="18"/>
@@ -1807,6 +1836,7 @@
       </w:r>
       <w:r>
         <w:rPr>
+          <w:rFonts w:ascii="Arial" w:hAnsi="Arial" w:eastAsia="Arial"/>
           <w:color w:val="000000"/>
           <w:sz w:val="18"/>
           <w:highlight w:val="lightGray"/>
@@ -2143,6 +2173,7 @@
       </w:pPr>
       <w:r>
         <w:rPr>
+          <w:rFonts w:ascii="Arial" w:hAnsi="Arial" w:eastAsia="Arial"/>
           <w:b/>
           <w:color w:val="000000"/>
           <w:sz w:val="18"/>
@@ -2152,6 +2183,7 @@
       </w:r>
       <w:r>
         <w:rPr>
+          <w:rFonts w:ascii="Arial" w:hAnsi="Arial" w:eastAsia="Arial"/>
           <w:color w:val="000000"/>
           <w:sz w:val="18"/>
           <w:highlight w:val="lightGray"/>
@@ -2160,6 +2192,7 @@
       </w:r>
       <w:r>
         <w:rPr>
+          <w:rFonts w:ascii="Arial" w:hAnsi="Arial" w:eastAsia="Arial"/>
           <w:b/>
           <w:color w:val="000000"/>
           <w:sz w:val="18"/>
@@ -2169,6 +2202,7 @@
       </w:r>
       <w:r>
         <w:rPr>
+          <w:rFonts w:ascii="Arial" w:hAnsi="Arial" w:eastAsia="Arial"/>
           <w:color w:val="000000"/>
           <w:sz w:val="18"/>
           <w:highlight w:val="lightGray"/>
@@ -2177,6 +2211,7 @@
       </w:r>
       <w:r>
         <w:rPr>
+          <w:rFonts w:ascii="Arial" w:hAnsi="Arial" w:eastAsia="Arial"/>
           <w:b/>
           <w:color w:val="000000"/>
           <w:sz w:val="18"/>
@@ -2186,6 +2221,7 @@
       </w:r>
       <w:r>
         <w:rPr>
+          <w:rFonts w:ascii="Arial" w:hAnsi="Arial" w:eastAsia="Arial"/>
           <w:color w:val="000000"/>
           <w:sz w:val="18"/>
           <w:highlight w:val="lightGray"/>
@@ -2623,6 +2659,7 @@
       </w:pPr>
       <w:r>
         <w:rPr>
+          <w:rFonts w:ascii="Arial" w:hAnsi="Arial" w:eastAsia="Arial"/>
           <w:b/>
           <w:color w:val="000000"/>
           <w:sz w:val="18"/>
@@ -2632,6 +2669,7 @@
       </w:r>
       <w:r>
         <w:rPr>
+          <w:rFonts w:ascii="Arial" w:hAnsi="Arial" w:eastAsia="Arial"/>
           <w:color w:val="000000"/>
           <w:sz w:val="18"/>
           <w:highlight w:val="lightGray"/>
@@ -2640,6 +2678,7 @@
       </w:r>
       <w:r>
         <w:rPr>
+          <w:rFonts w:ascii="Arial" w:hAnsi="Arial" w:eastAsia="Arial"/>
           <w:b/>
           <w:color w:val="000000"/>
           <w:sz w:val="18"/>
@@ -2649,6 +2688,7 @@
       </w:r>
       <w:r>
         <w:rPr>
+          <w:rFonts w:ascii="Arial" w:hAnsi="Arial" w:eastAsia="Arial"/>
           <w:color w:val="000000"/>
           <w:sz w:val="18"/>
           <w:highlight w:val="lightGray"/>
@@ -2657,6 +2697,7 @@
       </w:r>
       <w:r>
         <w:rPr>
+          <w:rFonts w:ascii="Arial" w:hAnsi="Arial" w:eastAsia="Arial"/>
           <w:b/>
           <w:color w:val="000000"/>
           <w:sz w:val="18"/>
@@ -2666,6 +2707,7 @@
       </w:r>
       <w:r>
         <w:rPr>
+          <w:rFonts w:ascii="Arial" w:hAnsi="Arial" w:eastAsia="Arial"/>
           <w:color w:val="000000"/>
           <w:sz w:val="18"/>
           <w:highlight w:val="lightGray"/>

--- a/Knowledge/3-Work knowledge/1-Software Engineering/2-General Technologies/9-Databases/5-My Source/1-Intro to Databases/3-Database Management System components/4-Storage Manager.docx
+++ b/Knowledge/3-Work knowledge/1-Software Engineering/2-General Technologies/9-Databases/5-My Source/1-Intro to Databases/3-Database Management System components/4-Storage Manager.docx
@@ -9,6 +9,9 @@
       <w:bookmarkStart w:id="0" w:name="_x4eppq20s02v" w:colFirst="0" w:colLast="0"/>
       <w:bookmarkEnd w:id="0"/>
       <w:r>
+        <w:rPr>
+          <w:rFonts w:ascii="Calibri Light" w:hAnsi="Calibri Light" w:eastAsia="Calibri Light"/>
+        </w:rPr>
         <w:t>Storage Manager</w:t>
       </w:r>
     </w:p>
@@ -22,6 +25,9 @@
       <w:bookmarkStart w:id="1" w:name="_3qnfpmgboaqv" w:colFirst="0" w:colLast="0"/>
       <w:bookmarkEnd w:id="1"/>
       <w:r>
+        <w:rPr>
+          <w:rFonts w:ascii="Calibri Light" w:hAnsi="Calibri Light" w:eastAsia="Calibri Light"/>
+        </w:rPr>
         <w:t>💾 What Is a Storage Manager in a DBMS?</w:t>
       </w:r>
     </w:p>
@@ -247,6 +253,7 @@
       <w:bookmarkEnd w:id="2"/>
       <w:r>
         <w:rPr>
+          <w:rFonts w:ascii="Calibri Light" w:hAnsi="Calibri Light" w:eastAsia="Calibri Light"/>
           <w:b/>
           <w:bCs/>
           <w:sz w:val="34"/>
@@ -980,6 +987,7 @@
       <w:bookmarkEnd w:id="3"/>
       <w:r>
         <w:rPr>
+          <w:rFonts w:ascii="Calibri Light" w:hAnsi="Calibri Light" w:eastAsia="Calibri Light"/>
           <w:b/>
           <w:bCs/>
           <w:sz w:val="34"/>
@@ -1230,6 +1238,7 @@
       <w:bookmarkEnd w:id="4"/>
       <w:r>
         <w:rPr>
+          <w:rFonts w:ascii="Calibri Light" w:hAnsi="Calibri Light" w:eastAsia="Calibri Light"/>
           <w:b/>
           <w:bCs/>
           <w:sz w:val="34"/>
@@ -1774,6 +1783,7 @@
       <w:bookmarkEnd w:id="5"/>
       <w:r>
         <w:rPr>
+          <w:rFonts w:ascii="Calibri Light" w:hAnsi="Calibri Light" w:eastAsia="Calibri Light"/>
           <w:b/>
           <w:bCs/>
           <w:sz w:val="34"/>
@@ -2152,6 +2162,7 @@
       <w:bookmarkEnd w:id="6"/>
       <w:r>
         <w:rPr>
+          <w:rFonts w:ascii="Calibri Light" w:hAnsi="Calibri Light" w:eastAsia="Calibri Light"/>
           <w:b/>
           <w:bCs/>
           <w:sz w:val="34"/>
@@ -2650,6 +2661,9 @@
       <w:bookmarkStart w:id="7" w:name="_crw5y2jlck2f" w:colFirst="0" w:colLast="0"/>
       <w:bookmarkEnd w:id="7"/>
       <w:r>
+        <w:rPr>
+          <w:rFonts w:ascii="Calibri Light" w:hAnsi="Calibri Light" w:eastAsia="Calibri Light"/>
+        </w:rPr>
         <w:t>📌 Summary</w:t>
       </w:r>
     </w:p>
